--- a/arte_comercial/downloads/PROPOSTAS/TEMPLATES/TEMPLATE_MASTER_ORCAMENTO.docx
+++ b/arte_comercial/downloads/PROPOSTAS/TEMPLATES/TEMPLATE_MASTER_ORCAMENTO.docx
@@ -607,7 +607,16 @@
                 <w:szCs w:val="20"/>
                 <w:lang w:val="pt-BR"/>
               </w:rPr>
-              <w:t>60</w:t>
+              <w:t>12</w:t>
+            </w:r>
+            <w:r>
+              <w:rPr>
+                <w:rFonts w:eastAsia="Verdana-Bold" w:cstheme="minorHAnsi"/>
+                <w:sz w:val="20"/>
+                <w:szCs w:val="20"/>
+                <w:lang w:val="pt-BR"/>
+              </w:rPr>
+              <w:t>0</w:t>
             </w:r>
             <w:r>
               <w:rPr>
@@ -743,7 +752,7 @@
                                 <w:szCs w:val="20"/>
                                 <w:lang w:val="pt-BR"/>
                               </w:rPr>
-                              <w:t>quarta-feira, 28 de janeiro de 2026</w:t>
+                              <w:t>domingo, 22 de março de 2026</w:t>
                             </w:r>
                             <w:r>
                               <w:rPr>
@@ -850,7 +859,7 @@
                           <w:szCs w:val="20"/>
                           <w:lang w:val="pt-BR"/>
                         </w:rPr>
-                        <w:t>quarta-feira, 28 de janeiro de 2026</w:t>
+                        <w:t>domingo, 22 de março de 2026</w:t>
                       </w:r>
                       <w:r>
                         <w:rPr>
@@ -2588,21 +2597,12 @@
         <w:szCs w:val="18"/>
       </w:rPr>
     </w:pPr>
-    <w:proofErr w:type="spellStart"/>
     <w:r>
       <w:rPr>
         <w:sz w:val="18"/>
         <w:szCs w:val="18"/>
       </w:rPr>
-      <w:t>Whatsapp</w:t>
-    </w:r>
-    <w:proofErr w:type="spellEnd"/>
-    <w:r>
-      <w:rPr>
-        <w:sz w:val="18"/>
-        <w:szCs w:val="18"/>
-      </w:rPr>
-      <w:t xml:space="preserve">: +55 11 99410-3374     </w:t>
+      <w:t xml:space="preserve">Whatsapp: +55 11 99410-3374     </w:t>
     </w:r>
     <w:hyperlink r:id="rId4" w:history="1">
       <w:r>
@@ -5273,15 +5273,136 @@
 </file>
 
 <file path=customXml/item1.xml><?xml version="1.0" encoding="utf-8"?>
-<?mso-contentType ?>
-<FormTemplates xmlns="http://schemas.microsoft.com/sharepoint/v3/contenttype/forms">
-  <Display>DocumentLibraryForm</Display>
-  <Edit>AssetEditForm</Edit>
-  <New>DocumentLibraryForm</New>
-</FormTemplates>
+<b:Sources xmlns:b="http://schemas.openxmlformats.org/officeDocument/2006/bibliography" xmlns="http://schemas.openxmlformats.org/officeDocument/2006/bibliography" SelectedStyle="\APASixthEditionOfficeOnline.xsl" StyleName="APA" Version="6"/>
 </file>
 
 <file path=customXml/item2.xml><?xml version="1.0" encoding="utf-8"?>
+<p:properties xmlns:p="http://schemas.microsoft.com/office/2006/metadata/properties" xmlns:xsi="http://www.w3.org/2001/XMLSchema-instance" xmlns:pc="http://schemas.microsoft.com/office/infopath/2007/PartnerControls">
+  <documentManagement>
+    <DirectSourceMarket xmlns="8289c1ac-6532-4c62-99f0-6d047703163c">english</DirectSourceMarket>
+    <ApprovalStatus xmlns="8289c1ac-6532-4c62-99f0-6d047703163c">InProgress</ApprovalStatus>
+    <MarketSpecific xmlns="8289c1ac-6532-4c62-99f0-6d047703163c">false</MarketSpecific>
+    <LocComments xmlns="8289c1ac-6532-4c62-99f0-6d047703163c" xsi:nil="true"/>
+    <ThumbnailAssetId xmlns="8289c1ac-6532-4c62-99f0-6d047703163c" xsi:nil="true"/>
+    <PrimaryImageGen xmlns="8289c1ac-6532-4c62-99f0-6d047703163c">false</PrimaryImageGen>
+    <LegacyData xmlns="8289c1ac-6532-4c62-99f0-6d047703163c" xsi:nil="true"/>
+    <NumericId xmlns="8289c1ac-6532-4c62-99f0-6d047703163c">-1</NumericId>
+    <TPFriendlyName xmlns="8289c1ac-6532-4c62-99f0-6d047703163c">Sales quote (Green design)</TPFriendlyName>
+    <BlockPublish xmlns="8289c1ac-6532-4c62-99f0-6d047703163c">false</BlockPublish>
+    <BusinessGroup xmlns="8289c1ac-6532-4c62-99f0-6d047703163c" xsi:nil="true"/>
+    <LocRecommendedHandoff xmlns="8289c1ac-6532-4c62-99f0-6d047703163c" xsi:nil="true"/>
+    <SourceTitle xmlns="8289c1ac-6532-4c62-99f0-6d047703163c">Sales quote (Green design)</SourceTitle>
+    <OpenTemplate xmlns="8289c1ac-6532-4c62-99f0-6d047703163c">true</OpenTemplate>
+    <APEditor xmlns="8289c1ac-6532-4c62-99f0-6d047703163c">
+      <UserInfo>
+        <DisplayName/>
+        <AccountId xsi:nil="true"/>
+        <AccountType/>
+      </UserInfo>
+    </APEditor>
+    <UALocComments xmlns="8289c1ac-6532-4c62-99f0-6d047703163c" xsi:nil="true"/>
+    <ParentAssetId xmlns="8289c1ac-6532-4c62-99f0-6d047703163c" xsi:nil="true"/>
+    <PublishStatusLookup xmlns="8289c1ac-6532-4c62-99f0-6d047703163c">
+      <Value>255110</Value>
+      <Value>258478</Value>
+    </PublishStatusLookup>
+    <FeatureTagsTaxHTField0 xmlns="8289c1ac-6532-4c62-99f0-6d047703163c">
+      <Terms xmlns="http://schemas.microsoft.com/office/infopath/2007/PartnerControls"/>
+    </FeatureTagsTaxHTField0>
+    <IntlLangReviewDate xmlns="8289c1ac-6532-4c62-99f0-6d047703163c" xsi:nil="true"/>
+    <Providers xmlns="8289c1ac-6532-4c62-99f0-6d047703163c" xsi:nil="true"/>
+    <MachineTranslated xmlns="8289c1ac-6532-4c62-99f0-6d047703163c">false</MachineTranslated>
+    <OriginalSourceMarket xmlns="8289c1ac-6532-4c62-99f0-6d047703163c">english</OriginalSourceMarket>
+    <TPInstallLocation xmlns="8289c1ac-6532-4c62-99f0-6d047703163c">{My Templates}</TPInstallLocation>
+    <ClipArtFilename xmlns="8289c1ac-6532-4c62-99f0-6d047703163c" xsi:nil="true"/>
+    <APDescription xmlns="8289c1ac-6532-4c62-99f0-6d047703163c" xsi:nil="true"/>
+    <ContentItem xmlns="8289c1ac-6532-4c62-99f0-6d047703163c" xsi:nil="true"/>
+    <PublishTargets xmlns="8289c1ac-6532-4c62-99f0-6d047703163c">OfficeOnline</PublishTargets>
+    <TimesCloned xmlns="8289c1ac-6532-4c62-99f0-6d047703163c" xsi:nil="true"/>
+    <EditorialStatus xmlns="8289c1ac-6532-4c62-99f0-6d047703163c" xsi:nil="true"/>
+    <TPLaunchHelpLinkType xmlns="8289c1ac-6532-4c62-99f0-6d047703163c">Template</TPLaunchHelpLinkType>
+    <LastModifiedDateTime xmlns="8289c1ac-6532-4c62-99f0-6d047703163c" xsi:nil="true"/>
+    <ScenarioTagsTaxHTField0 xmlns="8289c1ac-6532-4c62-99f0-6d047703163c">
+      <Terms xmlns="http://schemas.microsoft.com/office/infopath/2007/PartnerControls"/>
+    </ScenarioTagsTaxHTField0>
+    <OriginalRelease xmlns="8289c1ac-6532-4c62-99f0-6d047703163c">14</OriginalRelease>
+    <AssetStart xmlns="8289c1ac-6532-4c62-99f0-6d047703163c">2011-12-07T04:05:57+00:00</AssetStart>
+    <Provider xmlns="8289c1ac-6532-4c62-99f0-6d047703163c" xsi:nil="true"/>
+    <AcquiredFrom xmlns="8289c1ac-6532-4c62-99f0-6d047703163c">Internal MS</AcquiredFrom>
+    <FriendlyTitle xmlns="8289c1ac-6532-4c62-99f0-6d047703163c" xsi:nil="true"/>
+    <LastHandOff xmlns="8289c1ac-6532-4c62-99f0-6d047703163c" xsi:nil="true"/>
+    <LocalizationTagsTaxHTField0 xmlns="8289c1ac-6532-4c62-99f0-6d047703163c">
+      <Terms xmlns="http://schemas.microsoft.com/office/infopath/2007/PartnerControls"/>
+    </LocalizationTagsTaxHTField0>
+    <TPClientViewer xmlns="8289c1ac-6532-4c62-99f0-6d047703163c">Microsoft Office Word</TPClientViewer>
+    <Manager xmlns="8289c1ac-6532-4c62-99f0-6d047703163c" xsi:nil="true"/>
+    <UACurrentWords xmlns="8289c1ac-6532-4c62-99f0-6d047703163c" xsi:nil="true"/>
+    <UALocRecommendation xmlns="8289c1ac-6532-4c62-99f0-6d047703163c">Localize</UALocRecommendation>
+    <ArtSampleDocs xmlns="8289c1ac-6532-4c62-99f0-6d047703163c" xsi:nil="true"/>
+    <CSXHash xmlns="8289c1ac-6532-4c62-99f0-6d047703163c" xsi:nil="true"/>
+    <IsDeleted xmlns="8289c1ac-6532-4c62-99f0-6d047703163c">false</IsDeleted>
+    <ShowIn xmlns="8289c1ac-6532-4c62-99f0-6d047703163c">Show everywhere</ShowIn>
+    <UANotes xmlns="8289c1ac-6532-4c62-99f0-6d047703163c" xsi:nil="true"/>
+    <TemplateStatus xmlns="8289c1ac-6532-4c62-99f0-6d047703163c">Complete</TemplateStatus>
+    <Downloads xmlns="8289c1ac-6532-4c62-99f0-6d047703163c">0</Downloads>
+    <VoteCount xmlns="8289c1ac-6532-4c62-99f0-6d047703163c" xsi:nil="true"/>
+    <OOCacheId xmlns="8289c1ac-6532-4c62-99f0-6d047703163c" xsi:nil="true"/>
+    <InternalTagsTaxHTField0 xmlns="8289c1ac-6532-4c62-99f0-6d047703163c">
+      <Terms xmlns="http://schemas.microsoft.com/office/infopath/2007/PartnerControls"/>
+    </InternalTagsTaxHTField0>
+    <CSXSubmissionMarket xmlns="8289c1ac-6532-4c62-99f0-6d047703163c" xsi:nil="true"/>
+    <AssetExpire xmlns="8289c1ac-6532-4c62-99f0-6d047703163c">2035-01-01T00:00:00+00:00</AssetExpire>
+    <DSATActionTaken xmlns="8289c1ac-6532-4c62-99f0-6d047703163c" xsi:nil="true"/>
+    <TPExecutable xmlns="8289c1ac-6532-4c62-99f0-6d047703163c" xsi:nil="true"/>
+    <SubmitterId xmlns="8289c1ac-6532-4c62-99f0-6d047703163c" xsi:nil="true"/>
+    <EditorialTags xmlns="8289c1ac-6532-4c62-99f0-6d047703163c" xsi:nil="true"/>
+    <AssetType xmlns="8289c1ac-6532-4c62-99f0-6d047703163c">TP</AssetType>
+    <BugNumber xmlns="8289c1ac-6532-4c62-99f0-6d047703163c">467</BugNumber>
+    <CSXUpdate xmlns="8289c1ac-6532-4c62-99f0-6d047703163c">false</CSXUpdate>
+    <CSXSubmissionDate xmlns="8289c1ac-6532-4c62-99f0-6d047703163c" xsi:nil="true"/>
+    <ApprovalLog xmlns="8289c1ac-6532-4c62-99f0-6d047703163c" xsi:nil="true"/>
+    <Milestone xmlns="8289c1ac-6532-4c62-99f0-6d047703163c" xsi:nil="true"/>
+    <OriginAsset xmlns="8289c1ac-6532-4c62-99f0-6d047703163c" xsi:nil="true"/>
+    <TPComponent xmlns="8289c1ac-6532-4c62-99f0-6d047703163c">WORDFiles</TPComponent>
+    <RecommendationsModifier xmlns="8289c1ac-6532-4c62-99f0-6d047703163c" xsi:nil="true"/>
+    <AssetId xmlns="8289c1ac-6532-4c62-99f0-6d047703163c">TP010377331</AssetId>
+    <TPApplication xmlns="8289c1ac-6532-4c62-99f0-6d047703163c">Word</TPApplication>
+    <TPLaunchHelpLink xmlns="8289c1ac-6532-4c62-99f0-6d047703163c" xsi:nil="true"/>
+    <IntlLocPriority xmlns="8289c1ac-6532-4c62-99f0-6d047703163c" xsi:nil="true"/>
+    <PolicheckWords xmlns="8289c1ac-6532-4c62-99f0-6d047703163c" xsi:nil="true"/>
+    <CrawlForDependencies xmlns="8289c1ac-6532-4c62-99f0-6d047703163c">false</CrawlForDependencies>
+    <HandoffToMSDN xmlns="8289c1ac-6532-4c62-99f0-6d047703163c" xsi:nil="true"/>
+    <IntlLangReviewer xmlns="8289c1ac-6532-4c62-99f0-6d047703163c" xsi:nil="true"/>
+    <PlannedPubDate xmlns="8289c1ac-6532-4c62-99f0-6d047703163c" xsi:nil="true"/>
+    <TrustLevel xmlns="8289c1ac-6532-4c62-99f0-6d047703163c">1 Microsoft Managed Content</TrustLevel>
+    <LocLastLocAttemptVersionLookup xmlns="8289c1ac-6532-4c62-99f0-6d047703163c">110370</LocLastLocAttemptVersionLookup>
+    <TemplateTemplateType xmlns="8289c1ac-6532-4c62-99f0-6d047703163c">Word 2007 Default</TemplateTemplateType>
+    <IsSearchable xmlns="8289c1ac-6532-4c62-99f0-6d047703163c">false</IsSearchable>
+    <TPNamespace xmlns="8289c1ac-6532-4c62-99f0-6d047703163c">WINWORD</TPNamespace>
+    <CampaignTagsTaxHTField0 xmlns="8289c1ac-6532-4c62-99f0-6d047703163c">
+      <Terms xmlns="http://schemas.microsoft.com/office/infopath/2007/PartnerControls"/>
+    </CampaignTagsTaxHTField0>
+    <TaxCatchAll xmlns="8289c1ac-6532-4c62-99f0-6d047703163c"/>
+    <Markets xmlns="8289c1ac-6532-4c62-99f0-6d047703163c"/>
+    <IntlLangReview xmlns="8289c1ac-6532-4c62-99f0-6d047703163c">false</IntlLangReview>
+    <UAProjectedTotalWords xmlns="8289c1ac-6532-4c62-99f0-6d047703163c" xsi:nil="true"/>
+    <OutputCachingOn xmlns="8289c1ac-6532-4c62-99f0-6d047703163c">false</OutputCachingOn>
+    <TPAppVersion xmlns="8289c1ac-6532-4c62-99f0-6d047703163c">12</TPAppVersion>
+    <TPCommandLine xmlns="8289c1ac-6532-4c62-99f0-6d047703163c">{WD} /f {FilePath}</TPCommandLine>
+    <APAuthor xmlns="8289c1ac-6532-4c62-99f0-6d047703163c">
+      <UserInfo>
+        <DisplayName/>
+        <AccountId>1073741823</AccountId>
+        <AccountType/>
+      </UserInfo>
+    </APAuthor>
+    <LocManualTestRequired xmlns="8289c1ac-6532-4c62-99f0-6d047703163c">false</LocManualTestRequired>
+    <LocMarketGroupTiers2 xmlns="8289c1ac-6532-4c62-99f0-6d047703163c" xsi:nil="true"/>
+  </documentManagement>
+</p:properties>
+</file>
+
+<file path=customXml/item3.xml><?xml version="1.0" encoding="utf-8"?>
 <ct:contentTypeSchema xmlns:ct="http://schemas.microsoft.com/office/2006/metadata/contentType" xmlns:ma="http://schemas.microsoft.com/office/2006/metadata/properties/metaAttributes" ct:_="" ma:_="" ma:contentTypeName="TemplateFile" ma:contentTypeID="0x0101005EB5FCBB1E5ECD4D83FA6E62BA4F98FF04003B76559807ED7042AFCC9CD6E0E16B7A" ma:contentTypeVersion="56" ma:contentTypeDescription="Create a new document." ma:contentTypeScope="" ma:versionID="1bb8166288bc6583df760821a8465e9a">
   <xsd:schema xmlns:xsd="http://www.w3.org/2001/XMLSchema" xmlns:xs="http://www.w3.org/2001/XMLSchema" xmlns:p="http://schemas.microsoft.com/office/2006/metadata/properties" xmlns:ns2="8289c1ac-6532-4c62-99f0-6d047703163c" targetNamespace="http://schemas.microsoft.com/office/2006/metadata/properties" ma:root="true" ma:fieldsID="72dad6d391a7c203314e0cd163637bed" ns2:_="">
     <xsd:import namespace="8289c1ac-6532-4c62-99f0-6d047703163c"/>
@@ -6315,145 +6436,34 @@
 </ct:contentTypeSchema>
 </file>
 
-<file path=customXml/item3.xml><?xml version="1.0" encoding="utf-8"?>
-<p:properties xmlns:p="http://schemas.microsoft.com/office/2006/metadata/properties" xmlns:xsi="http://www.w3.org/2001/XMLSchema-instance" xmlns:pc="http://schemas.microsoft.com/office/infopath/2007/PartnerControls">
-  <documentManagement>
-    <DirectSourceMarket xmlns="8289c1ac-6532-4c62-99f0-6d047703163c">english</DirectSourceMarket>
-    <ApprovalStatus xmlns="8289c1ac-6532-4c62-99f0-6d047703163c">InProgress</ApprovalStatus>
-    <MarketSpecific xmlns="8289c1ac-6532-4c62-99f0-6d047703163c">false</MarketSpecific>
-    <LocComments xmlns="8289c1ac-6532-4c62-99f0-6d047703163c" xsi:nil="true"/>
-    <ThumbnailAssetId xmlns="8289c1ac-6532-4c62-99f0-6d047703163c" xsi:nil="true"/>
-    <PrimaryImageGen xmlns="8289c1ac-6532-4c62-99f0-6d047703163c">false</PrimaryImageGen>
-    <LegacyData xmlns="8289c1ac-6532-4c62-99f0-6d047703163c" xsi:nil="true"/>
-    <NumericId xmlns="8289c1ac-6532-4c62-99f0-6d047703163c">-1</NumericId>
-    <TPFriendlyName xmlns="8289c1ac-6532-4c62-99f0-6d047703163c">Sales quote (Green design)</TPFriendlyName>
-    <BlockPublish xmlns="8289c1ac-6532-4c62-99f0-6d047703163c">false</BlockPublish>
-    <BusinessGroup xmlns="8289c1ac-6532-4c62-99f0-6d047703163c" xsi:nil="true"/>
-    <LocRecommendedHandoff xmlns="8289c1ac-6532-4c62-99f0-6d047703163c" xsi:nil="true"/>
-    <SourceTitle xmlns="8289c1ac-6532-4c62-99f0-6d047703163c">Sales quote (Green design)</SourceTitle>
-    <OpenTemplate xmlns="8289c1ac-6532-4c62-99f0-6d047703163c">true</OpenTemplate>
-    <APEditor xmlns="8289c1ac-6532-4c62-99f0-6d047703163c">
-      <UserInfo>
-        <DisplayName/>
-        <AccountId xsi:nil="true"/>
-        <AccountType/>
-      </UserInfo>
-    </APEditor>
-    <UALocComments xmlns="8289c1ac-6532-4c62-99f0-6d047703163c" xsi:nil="true"/>
-    <ParentAssetId xmlns="8289c1ac-6532-4c62-99f0-6d047703163c" xsi:nil="true"/>
-    <PublishStatusLookup xmlns="8289c1ac-6532-4c62-99f0-6d047703163c">
-      <Value>255110</Value>
-      <Value>258478</Value>
-    </PublishStatusLookup>
-    <FeatureTagsTaxHTField0 xmlns="8289c1ac-6532-4c62-99f0-6d047703163c">
-      <Terms xmlns="http://schemas.microsoft.com/office/infopath/2007/PartnerControls"/>
-    </FeatureTagsTaxHTField0>
-    <IntlLangReviewDate xmlns="8289c1ac-6532-4c62-99f0-6d047703163c" xsi:nil="true"/>
-    <Providers xmlns="8289c1ac-6532-4c62-99f0-6d047703163c" xsi:nil="true"/>
-    <MachineTranslated xmlns="8289c1ac-6532-4c62-99f0-6d047703163c">false</MachineTranslated>
-    <OriginalSourceMarket xmlns="8289c1ac-6532-4c62-99f0-6d047703163c">english</OriginalSourceMarket>
-    <TPInstallLocation xmlns="8289c1ac-6532-4c62-99f0-6d047703163c">{My Templates}</TPInstallLocation>
-    <ClipArtFilename xmlns="8289c1ac-6532-4c62-99f0-6d047703163c" xsi:nil="true"/>
-    <APDescription xmlns="8289c1ac-6532-4c62-99f0-6d047703163c" xsi:nil="true"/>
-    <ContentItem xmlns="8289c1ac-6532-4c62-99f0-6d047703163c" xsi:nil="true"/>
-    <PublishTargets xmlns="8289c1ac-6532-4c62-99f0-6d047703163c">OfficeOnline</PublishTargets>
-    <TimesCloned xmlns="8289c1ac-6532-4c62-99f0-6d047703163c" xsi:nil="true"/>
-    <EditorialStatus xmlns="8289c1ac-6532-4c62-99f0-6d047703163c" xsi:nil="true"/>
-    <TPLaunchHelpLinkType xmlns="8289c1ac-6532-4c62-99f0-6d047703163c">Template</TPLaunchHelpLinkType>
-    <LastModifiedDateTime xmlns="8289c1ac-6532-4c62-99f0-6d047703163c" xsi:nil="true"/>
-    <ScenarioTagsTaxHTField0 xmlns="8289c1ac-6532-4c62-99f0-6d047703163c">
-      <Terms xmlns="http://schemas.microsoft.com/office/infopath/2007/PartnerControls"/>
-    </ScenarioTagsTaxHTField0>
-    <OriginalRelease xmlns="8289c1ac-6532-4c62-99f0-6d047703163c">14</OriginalRelease>
-    <AssetStart xmlns="8289c1ac-6532-4c62-99f0-6d047703163c">2011-12-07T04:05:57+00:00</AssetStart>
-    <Provider xmlns="8289c1ac-6532-4c62-99f0-6d047703163c" xsi:nil="true"/>
-    <AcquiredFrom xmlns="8289c1ac-6532-4c62-99f0-6d047703163c">Internal MS</AcquiredFrom>
-    <FriendlyTitle xmlns="8289c1ac-6532-4c62-99f0-6d047703163c" xsi:nil="true"/>
-    <LastHandOff xmlns="8289c1ac-6532-4c62-99f0-6d047703163c" xsi:nil="true"/>
-    <LocalizationTagsTaxHTField0 xmlns="8289c1ac-6532-4c62-99f0-6d047703163c">
-      <Terms xmlns="http://schemas.microsoft.com/office/infopath/2007/PartnerControls"/>
-    </LocalizationTagsTaxHTField0>
-    <TPClientViewer xmlns="8289c1ac-6532-4c62-99f0-6d047703163c">Microsoft Office Word</TPClientViewer>
-    <Manager xmlns="8289c1ac-6532-4c62-99f0-6d047703163c" xsi:nil="true"/>
-    <UACurrentWords xmlns="8289c1ac-6532-4c62-99f0-6d047703163c" xsi:nil="true"/>
-    <UALocRecommendation xmlns="8289c1ac-6532-4c62-99f0-6d047703163c">Localize</UALocRecommendation>
-    <ArtSampleDocs xmlns="8289c1ac-6532-4c62-99f0-6d047703163c" xsi:nil="true"/>
-    <CSXHash xmlns="8289c1ac-6532-4c62-99f0-6d047703163c" xsi:nil="true"/>
-    <IsDeleted xmlns="8289c1ac-6532-4c62-99f0-6d047703163c">false</IsDeleted>
-    <ShowIn xmlns="8289c1ac-6532-4c62-99f0-6d047703163c">Show everywhere</ShowIn>
-    <UANotes xmlns="8289c1ac-6532-4c62-99f0-6d047703163c" xsi:nil="true"/>
-    <TemplateStatus xmlns="8289c1ac-6532-4c62-99f0-6d047703163c">Complete</TemplateStatus>
-    <Downloads xmlns="8289c1ac-6532-4c62-99f0-6d047703163c">0</Downloads>
-    <VoteCount xmlns="8289c1ac-6532-4c62-99f0-6d047703163c" xsi:nil="true"/>
-    <OOCacheId xmlns="8289c1ac-6532-4c62-99f0-6d047703163c" xsi:nil="true"/>
-    <InternalTagsTaxHTField0 xmlns="8289c1ac-6532-4c62-99f0-6d047703163c">
-      <Terms xmlns="http://schemas.microsoft.com/office/infopath/2007/PartnerControls"/>
-    </InternalTagsTaxHTField0>
-    <CSXSubmissionMarket xmlns="8289c1ac-6532-4c62-99f0-6d047703163c" xsi:nil="true"/>
-    <AssetExpire xmlns="8289c1ac-6532-4c62-99f0-6d047703163c">2035-01-01T00:00:00+00:00</AssetExpire>
-    <DSATActionTaken xmlns="8289c1ac-6532-4c62-99f0-6d047703163c" xsi:nil="true"/>
-    <TPExecutable xmlns="8289c1ac-6532-4c62-99f0-6d047703163c" xsi:nil="true"/>
-    <SubmitterId xmlns="8289c1ac-6532-4c62-99f0-6d047703163c" xsi:nil="true"/>
-    <EditorialTags xmlns="8289c1ac-6532-4c62-99f0-6d047703163c" xsi:nil="true"/>
-    <AssetType xmlns="8289c1ac-6532-4c62-99f0-6d047703163c">TP</AssetType>
-    <BugNumber xmlns="8289c1ac-6532-4c62-99f0-6d047703163c">467</BugNumber>
-    <CSXUpdate xmlns="8289c1ac-6532-4c62-99f0-6d047703163c">false</CSXUpdate>
-    <CSXSubmissionDate xmlns="8289c1ac-6532-4c62-99f0-6d047703163c" xsi:nil="true"/>
-    <ApprovalLog xmlns="8289c1ac-6532-4c62-99f0-6d047703163c" xsi:nil="true"/>
-    <Milestone xmlns="8289c1ac-6532-4c62-99f0-6d047703163c" xsi:nil="true"/>
-    <OriginAsset xmlns="8289c1ac-6532-4c62-99f0-6d047703163c" xsi:nil="true"/>
-    <TPComponent xmlns="8289c1ac-6532-4c62-99f0-6d047703163c">WORDFiles</TPComponent>
-    <RecommendationsModifier xmlns="8289c1ac-6532-4c62-99f0-6d047703163c" xsi:nil="true"/>
-    <AssetId xmlns="8289c1ac-6532-4c62-99f0-6d047703163c">TP010377331</AssetId>
-    <TPApplication xmlns="8289c1ac-6532-4c62-99f0-6d047703163c">Word</TPApplication>
-    <TPLaunchHelpLink xmlns="8289c1ac-6532-4c62-99f0-6d047703163c" xsi:nil="true"/>
-    <IntlLocPriority xmlns="8289c1ac-6532-4c62-99f0-6d047703163c" xsi:nil="true"/>
-    <PolicheckWords xmlns="8289c1ac-6532-4c62-99f0-6d047703163c" xsi:nil="true"/>
-    <CrawlForDependencies xmlns="8289c1ac-6532-4c62-99f0-6d047703163c">false</CrawlForDependencies>
-    <HandoffToMSDN xmlns="8289c1ac-6532-4c62-99f0-6d047703163c" xsi:nil="true"/>
-    <IntlLangReviewer xmlns="8289c1ac-6532-4c62-99f0-6d047703163c" xsi:nil="true"/>
-    <PlannedPubDate xmlns="8289c1ac-6532-4c62-99f0-6d047703163c" xsi:nil="true"/>
-    <TrustLevel xmlns="8289c1ac-6532-4c62-99f0-6d047703163c">1 Microsoft Managed Content</TrustLevel>
-    <LocLastLocAttemptVersionLookup xmlns="8289c1ac-6532-4c62-99f0-6d047703163c">110370</LocLastLocAttemptVersionLookup>
-    <TemplateTemplateType xmlns="8289c1ac-6532-4c62-99f0-6d047703163c">Word 2007 Default</TemplateTemplateType>
-    <IsSearchable xmlns="8289c1ac-6532-4c62-99f0-6d047703163c">false</IsSearchable>
-    <TPNamespace xmlns="8289c1ac-6532-4c62-99f0-6d047703163c">WINWORD</TPNamespace>
-    <CampaignTagsTaxHTField0 xmlns="8289c1ac-6532-4c62-99f0-6d047703163c">
-      <Terms xmlns="http://schemas.microsoft.com/office/infopath/2007/PartnerControls"/>
-    </CampaignTagsTaxHTField0>
-    <TaxCatchAll xmlns="8289c1ac-6532-4c62-99f0-6d047703163c"/>
-    <Markets xmlns="8289c1ac-6532-4c62-99f0-6d047703163c"/>
-    <IntlLangReview xmlns="8289c1ac-6532-4c62-99f0-6d047703163c">false</IntlLangReview>
-    <UAProjectedTotalWords xmlns="8289c1ac-6532-4c62-99f0-6d047703163c" xsi:nil="true"/>
-    <OutputCachingOn xmlns="8289c1ac-6532-4c62-99f0-6d047703163c">false</OutputCachingOn>
-    <TPAppVersion xmlns="8289c1ac-6532-4c62-99f0-6d047703163c">12</TPAppVersion>
-    <TPCommandLine xmlns="8289c1ac-6532-4c62-99f0-6d047703163c">{WD} /f {FilePath}</TPCommandLine>
-    <APAuthor xmlns="8289c1ac-6532-4c62-99f0-6d047703163c">
-      <UserInfo>
-        <DisplayName/>
-        <AccountId>1073741823</AccountId>
-        <AccountType/>
-      </UserInfo>
-    </APAuthor>
-    <LocManualTestRequired xmlns="8289c1ac-6532-4c62-99f0-6d047703163c">false</LocManualTestRequired>
-    <LocMarketGroupTiers2 xmlns="8289c1ac-6532-4c62-99f0-6d047703163c" xsi:nil="true"/>
-  </documentManagement>
-</p:properties>
-</file>
-
 <file path=customXml/item4.xml><?xml version="1.0" encoding="utf-8"?>
-<b:Sources xmlns:b="http://schemas.openxmlformats.org/officeDocument/2006/bibliography" xmlns="http://schemas.openxmlformats.org/officeDocument/2006/bibliography" SelectedStyle="\APASixthEditionOfficeOnline.xsl" StyleName="APA" Version="6"/>
+<?mso-contentType ?>
+<FormTemplates xmlns="http://schemas.microsoft.com/sharepoint/v3/contenttype/forms">
+  <Display>DocumentLibraryForm</Display>
+  <Edit>AssetEditForm</Edit>
+  <New>DocumentLibraryForm</New>
+</FormTemplates>
 </file>
 
 <file path=customXml/itemProps1.xml><?xml version="1.0" encoding="utf-8"?>
-<ds:datastoreItem xmlns:ds="http://schemas.openxmlformats.org/officeDocument/2006/customXml" ds:itemID="{FC836CF2-0FCF-4A80-9A4C-B5C0CC63139B}">
+<ds:datastoreItem xmlns:ds="http://schemas.openxmlformats.org/officeDocument/2006/customXml" ds:itemID="{BE925EE1-2B01-4AF5-AED7-B33ABE7D6335}">
   <ds:schemaRefs>
-    <ds:schemaRef ds:uri="http://schemas.microsoft.com/sharepoint/v3/contenttype/forms"/>
+    <ds:schemaRef ds:uri="http://schemas.openxmlformats.org/officeDocument/2006/bibliography"/>
   </ds:schemaRefs>
 </ds:datastoreItem>
 </file>
 
 <file path=customXml/itemProps2.xml><?xml version="1.0" encoding="utf-8"?>
+<ds:datastoreItem xmlns:ds="http://schemas.openxmlformats.org/officeDocument/2006/customXml" ds:itemID="{8629318E-FB3C-4B31-A572-7E8640CD1647}">
+  <ds:schemaRefs>
+    <ds:schemaRef ds:uri="http://schemas.microsoft.com/office/2006/metadata/properties"/>
+    <ds:schemaRef ds:uri="http://schemas.microsoft.com/office/infopath/2007/PartnerControls"/>
+    <ds:schemaRef ds:uri="8289c1ac-6532-4c62-99f0-6d047703163c"/>
+  </ds:schemaRefs>
+</ds:datastoreItem>
+</file>
+
+<file path=customXml/itemProps3.xml><?xml version="1.0" encoding="utf-8"?>
 <ds:datastoreItem xmlns:ds="http://schemas.openxmlformats.org/officeDocument/2006/customXml" ds:itemID="{7ED942B4-9D86-4535-907A-8D9FA7D4C764}">
   <ds:schemaRefs>
     <ds:schemaRef ds:uri="http://schemas.microsoft.com/office/2006/metadata/contentType"/>
@@ -6471,20 +6481,10 @@
 </ds:datastoreItem>
 </file>
 
-<file path=customXml/itemProps3.xml><?xml version="1.0" encoding="utf-8"?>
-<ds:datastoreItem xmlns:ds="http://schemas.openxmlformats.org/officeDocument/2006/customXml" ds:itemID="{8629318E-FB3C-4B31-A572-7E8640CD1647}">
+<file path=customXml/itemProps4.xml><?xml version="1.0" encoding="utf-8"?>
+<ds:datastoreItem xmlns:ds="http://schemas.openxmlformats.org/officeDocument/2006/customXml" ds:itemID="{FC836CF2-0FCF-4A80-9A4C-B5C0CC63139B}">
   <ds:schemaRefs>
-    <ds:schemaRef ds:uri="http://schemas.microsoft.com/office/2006/metadata/properties"/>
-    <ds:schemaRef ds:uri="http://schemas.microsoft.com/office/infopath/2007/PartnerControls"/>
-    <ds:schemaRef ds:uri="8289c1ac-6532-4c62-99f0-6d047703163c"/>
-  </ds:schemaRefs>
-</ds:datastoreItem>
-</file>
-
-<file path=customXml/itemProps4.xml><?xml version="1.0" encoding="utf-8"?>
-<ds:datastoreItem xmlns:ds="http://schemas.openxmlformats.org/officeDocument/2006/customXml" ds:itemID="{BE925EE1-2B01-4AF5-AED7-B33ABE7D6335}">
-  <ds:schemaRefs>
-    <ds:schemaRef ds:uri="http://schemas.openxmlformats.org/officeDocument/2006/bibliography"/>
+    <ds:schemaRef ds:uri="http://schemas.microsoft.com/sharepoint/v3/contenttype/forms"/>
   </ds:schemaRefs>
 </ds:datastoreItem>
 </file>